--- a/UPsite/ТЗ Сайт телеграфа.docx
+++ b/UPsite/ТЗ Сайт телеграфа.docx
@@ -2648,7 +2648,6 @@
         </w:rPr>
         <w:t xml:space="preserve">, </w:t>
       </w:r>
-      <w:proofErr w:type="spellStart"/>
       <w:r>
         <w:rPr>
           <w:rFonts w:eastAsia="Times New Roman" w:cs="Times New Roman"/>
@@ -2676,7 +2675,6 @@
         </w:rPr>
         <w:t>рФокс</w:t>
       </w:r>
-      <w:proofErr w:type="spellEnd"/>
       <w:r>
         <w:rPr>
           <w:rFonts w:eastAsia="Times New Roman" w:cs="Times New Roman"/>
@@ -4878,31 +4876,6 @@
     </w:p>
     <w:p>
       <w:pPr>
-        <w:numPr>
-          <w:ilvl w:val="0"/>
-          <w:numId w:val="15"/>
-        </w:numPr>
-        <w:spacing w:after="0" w:line="240" w:lineRule="auto"/>
-        <w:ind w:hanging="153"/>
-        <w:rPr>
-          <w:rFonts w:eastAsia="Times New Roman" w:cs="Times New Roman"/>
-          <w:kern w:val="0"/>
-          <w:lang w:eastAsia="ru-RU"/>
-          <w14:ligatures w14:val="none"/>
-        </w:rPr>
-      </w:pPr>
-      <w:r>
-        <w:rPr>
-          <w:rFonts w:eastAsia="Times New Roman" w:cs="Times New Roman"/>
-          <w:kern w:val="0"/>
-          <w:lang w:eastAsia="ru-RU"/>
-          <w14:ligatures w14:val="none"/>
-        </w:rPr>
-        <w:t>Описание 3 последних новостей.</w:t>
-      </w:r>
-    </w:p>
-    <w:p>
-      <w:pPr>
         <w:pStyle w:val="2"/>
         <w:spacing w:after="0"/>
         <w:rPr>
@@ -5192,7 +5165,6 @@
           <w:lang w:eastAsia="ru-RU"/>
           <w14:ligatures w14:val="none"/>
         </w:rPr>
-        <w:lastRenderedPageBreak/>
         <w:t xml:space="preserve">Кнопка </w:t>
       </w:r>
       <w:r>
@@ -5256,6 +5228,7 @@
           <w:rFonts w:eastAsia="Times New Roman"/>
           <w:lang w:eastAsia="ru-RU"/>
         </w:rPr>
+        <w:lastRenderedPageBreak/>
         <w:t>4.</w:t>
       </w:r>
       <w:r>
@@ -5629,6 +5602,25 @@
     </w:p>
     <w:p>
       <w:pPr>
+        <w:pStyle w:val="a7"/>
+        <w:numPr>
+          <w:ilvl w:val="0"/>
+          <w:numId w:val="25"/>
+        </w:numPr>
+        <w:ind w:hanging="153"/>
+        <w:rPr>
+          <w:lang w:eastAsia="ru-RU"/>
+        </w:rPr>
+      </w:pPr>
+      <w:r>
+        <w:rPr>
+          <w:lang w:eastAsia="ru-RU"/>
+        </w:rPr>
+        <w:t>Возможность менять статус заказа.</w:t>
+      </w:r>
+    </w:p>
+    <w:p>
+      <w:pPr>
         <w:pStyle w:val="2"/>
         <w:rPr>
           <w:rFonts w:eastAsia="Times New Roman" w:cs="Times New Roman"/>
@@ -5720,7 +5712,19 @@
         <w:rPr>
           <w:lang w:eastAsia="ru-RU"/>
         </w:rPr>
-        <w:t>Ввод дополнительных данных (сообщение и адрес — только для услуг)</w:t>
+        <w:t xml:space="preserve">Ввод дополнительных данных (сообщение и адрес </w:t>
+      </w:r>
+      <w:r>
+        <w:rPr>
+          <w:lang w:eastAsia="ru-RU"/>
+        </w:rPr>
+        <w:t>-</w:t>
+      </w:r>
+      <w:r>
+        <w:rPr>
+          <w:lang w:eastAsia="ru-RU"/>
+        </w:rPr>
+        <w:t xml:space="preserve"> только для услуг)</w:t>
       </w:r>
       <w:r>
         <w:rPr>
@@ -5849,15 +5853,7 @@
     </w:r>
     <w:r>
       <w:tab/>
-      <w:t>________________/</w:t>
-    </w:r>
-    <w:proofErr w:type="spellStart"/>
-    <w:r>
-      <w:t>Ишбульдин</w:t>
-    </w:r>
-    <w:proofErr w:type="spellEnd"/>
-    <w:r>
-      <w:t xml:space="preserve"> А.Н./</w:t>
+      <w:t>________________/Ишбульдин А.Н./</w:t>
     </w:r>
   </w:p>
 </w:ftr>

--- a/UPsite/ТЗ Сайт телеграфа.docx
+++ b/UPsite/ТЗ Сайт телеграфа.docx
@@ -4876,6 +4876,31 @@
     </w:p>
     <w:p>
       <w:pPr>
+        <w:numPr>
+          <w:ilvl w:val="0"/>
+          <w:numId w:val="15"/>
+        </w:numPr>
+        <w:spacing w:after="0" w:line="240" w:lineRule="auto"/>
+        <w:ind w:hanging="153"/>
+        <w:rPr>
+          <w:rFonts w:eastAsia="Times New Roman" w:cs="Times New Roman"/>
+          <w:kern w:val="0"/>
+          <w:lang w:eastAsia="ru-RU"/>
+          <w14:ligatures w14:val="none"/>
+        </w:rPr>
+      </w:pPr>
+      <w:r>
+        <w:rPr>
+          <w:rFonts w:eastAsia="Times New Roman" w:cs="Times New Roman"/>
+          <w:kern w:val="0"/>
+          <w:lang w:eastAsia="ru-RU"/>
+          <w14:ligatures w14:val="none"/>
+        </w:rPr>
+        <w:t>Описание работы системы сообщений.</w:t>
+      </w:r>
+    </w:p>
+    <w:p>
+      <w:pPr>
         <w:pStyle w:val="2"/>
         <w:spacing w:after="0"/>
         <w:rPr>
@@ -5165,6 +5190,7 @@
           <w:lang w:eastAsia="ru-RU"/>
           <w14:ligatures w14:val="none"/>
         </w:rPr>
+        <w:lastRenderedPageBreak/>
         <w:t xml:space="preserve">Кнопка </w:t>
       </w:r>
       <w:r>
@@ -5228,7 +5254,6 @@
           <w:rFonts w:eastAsia="Times New Roman"/>
           <w:lang w:eastAsia="ru-RU"/>
         </w:rPr>
-        <w:lastRenderedPageBreak/>
         <w:t>4.</w:t>
       </w:r>
       <w:r>
